--- a/研究進度報告_水與廢棄物管理與成本黏性.docx
+++ b/研究進度報告_水與廢棄物管理與成本黏性.docx
@@ -62,7 +62,47 @@
           <w:b w:val="0"/>
           <w:sz w:val="24"/>
         </w:rPr>
-        <w:t>應變數 ΔLNSGA（營業費用變動）；核心為 ΔLNREV、收入下降虛擬 D，與環境變數之三重交乘 X×D×ΔLNREV。控制變數：企業規模、資產密集度、員工密集度、ROA、財務槓桿、連續兩年營收下降；並控制產業(SASB)與年份固定效果，採公司叢集穩健標準誤、連續變數縮尾 1%。X 分別代入水管理與廢棄物管理指標，並檢驗當期與遞延（t-1、t-2）及高／低耗水（高污染）產業之異質性。資料取自 TEJ，台灣製造業、排除金融、2014–2024，面板 18,137 觀測（1,945 家）。</w:t>
+        <w:t>應變數 ΔLNSGA（營業費用變動）；核心為 ΔLNREV、收入下降虛擬 D，與環境變數 Env_Var 之三重交乘。實證模型如下：</w:t>
+      </w:r>
+    </w:p>
+    <w:p>
+      <w:pPr>
+        <w:spacing w:line="360" w:lineRule="auto"/>
+      </w:pPr>
+      <w:r>
+        <w:rPr>
+          <w:rFonts w:ascii="Times New Roman" w:hAnsi="Times New Roman" w:eastAsia="新細明體"/>
+          <w:b w:val="0"/>
+          <w:sz w:val="24"/>
+        </w:rPr>
+        <w:t>ΔLNSGA = β0 + β1·ΔLNREV + β2·(D×ΔLNREV) + β3·(Env_Var×D×ΔLNREV) + β4·Env_Var + Σ Controls×(D×ΔLNREV) + Σ Industry + Σ Year + ε</w:t>
+      </w:r>
+    </w:p>
+    <w:p>
+      <w:pPr>
+        <w:spacing w:line="360" w:lineRule="auto"/>
+      </w:pPr>
+      <w:r>
+        <w:rPr>
+          <w:rFonts w:ascii="Times New Roman" w:hAnsi="Times New Roman" w:eastAsia="新細明體"/>
+          <w:b w:val="0"/>
+          <w:sz w:val="24"/>
+        </w:rPr>
+        <w:t>β2 捕捉整體成本黏性（預期為負）；β3 為核心係數。Env_Var 依模型分別代入六項環境管理變數：模型1 水回收率%(H1)、模型2 水揭露(H2)、模型3 每百萬營收廢棄物(H3)、模型4 GRI廢棄物揭露度(H4)、模型5 事業廢棄物罰鍰次數(H5)。</w:t>
+      </w:r>
+    </w:p>
+    <w:p>
+      <w:pPr>
+        <w:spacing w:line="360" w:lineRule="auto"/>
+        <w:ind w:firstLine="480"/>
+      </w:pPr>
+      <w:r>
+        <w:rPr>
+          <w:rFonts w:ascii="Times New Roman" w:hAnsi="Times New Roman" w:eastAsia="新細明體"/>
+          <w:b w:val="0"/>
+          <w:sz w:val="24"/>
+        </w:rPr>
+        <w:t>控制變數：企業規模、資產密集度、員工密集度、ROA、財務槓桿、連續兩年營收下降；並控制產業(SASB)與年份固定效果，採公司叢集穩健標準誤、連續變數縮尾 1%。另檢驗當期與遞延（t-1、t-2），並依 TSE 產業別分高／低耗水（高污染）兩組檢驗異質性。資料取自 TEJ，台灣製造業、排除金融、2014–2024，面板 18,137 觀測（1,945 家）。</w:t>
       </w:r>
     </w:p>
     <w:p>
